--- a/research_program/CCDR_v7_3_UK.docx
+++ b/research_program/CCDR_v7_3_UK.docx
@@ -252,7 +252,20 @@
         <w:pStyle w:val="BodyText"/>
       </w:pPr>
       <w:r>
-        <w:t xml:space="preserve">Після чотирьох раундів тестування на відкритих даних (27 окремих тестів на Planck, Pantheon+, DESI DR2, NANOGrav, SPARC, HEPData, LHCb, CMS, ALICE, XENONnT, LZ, PandaX-4T та Euclid Q1) система має: одне надійне підтвердження (локальний a₀ → Мілгром), один сигнал на користь позитивного результату (щільнісно-скорельований κ в Euclid Q1 на рівні +12.99σ), один тренд на користь позитивного результату при високих z (a₀ зростає зі z у напрямку cH₀), один попередній рейтинг N (Ω_DM/Ω_B надає перевагу N = 6), кілька чистих відкликань і одне структурно неперевірюване ядро (підрахунок піків каскаду очікує на прямі детектори тоннажного масштабу).</w:t>
+        <w:t xml:space="preserve">Після п’яти раундів тестування на відкритих даних (39 окремих тестів на Planck, Pantheon+, DESI DR2, NANOGrav, SPARC, KMOS3D, HEPData, LHCb, CMS, ALICE, XENONnT, LZ, PandaX-4T та Euclid Q1) система має: одне надійне підтвердження (локальний a₀ → Мілгром, якір переобчислено у раунді 5 на n = 8 галактик / 80 точках з RMS 0.047 дек); два сигнали на користь позитивних результатів (щільнісно-скорельований κ у Euclid Q1 зі стабільністю у шести підвибірках та стійкістю до шляху доступу;</w:t>
+      </w:r>
+      <w:r>
+        <w:t xml:space="preserve"> </w:t>
+      </w:r>
+      <w:r>
+        <w:rPr>
+          <w:bCs/>
+          <w:b/>
+        </w:rPr>
+        <w:t xml:space="preserve">позитивна крос-кореляція PTA-проксі × щільнісно-κ на рівні r = +0.524, того самого знаку, що й P30, що емпірично підтримує переінтерпретацію CL2 попереднього результату P8c із неправильним знаком</w:t>
+      </w:r>
+      <w:r>
+        <w:t xml:space="preserve">); один тренд на користь при високих z (a₀ → cH₀, спірменів r = 0.886, p = 0.019); один трьохточковий вилучач ν (ν_MOND ≈ 5.08×10⁻³), що потрапляє у діапазон [10⁻³, 10⁻²] системи, але розходиться з SN-підгонкою ν аж до 30× — посилюючи інтерпретацію систематики SN при низьких z через трикутник CL1/CL2/CL3 — один попередній рейтинг N, тепер пом’якшений імовірнісно-зваженим пріором (E[n_peaks] ≈ 2 при ρ = 0.5, N = 11); кілька чистих відкликань; два нульові результати на проксі-рівні для нових передбачень (P37 фазово-просторовий дрейф z ≈ 0.4; P38 куртозис стіни войду k₄ = 2.81 &lt; порога 4); та одне структурно неперевірюване ядро (підрахунок піків каскаду очікує на прямі детектори тоннажного масштабу — перекриття вікна досягнуте у раунді 5 через шість кривих обмежень HEPData, що перетинають 0.5–3 ТеВ, але готовності до розв’язання піків немає).</w:t>
       </w:r>
     </w:p>
     <w:p>
@@ -270,7 +283,7 @@
         <w:t xml:space="preserve"> </w:t>
       </w:r>
       <w:r>
-        <w:t xml:space="preserve">(i) Кожне пронумероване передбачення отримує повний прозовий опис, а не просто статус-прапорець. (ii) Застереження щодо редукуючого об’єму переформульовано як кількісна ймовірнісна структура: види, що походять зі стадії k, мають імовірність присутності P_presence(k) ~ (r_k/L_k)^{k−4} у нашій ділянці, тож важчі (із вищевимірного походження) види систематично більш імовірно відсутні. (iii) Сім нових передбачень (P32–P38) отримано шляхом ланцюгового поєднання існуючих механізмів без уведення нової фізики. (iv) Три внутрішні перехресні зв’язки (CL1–CL3) забезпечують незалежні вилучення ν та переінтерпретацію результату P8c із «неправильним знаком» як зонд редукуючого об’єму. (v) Зареєстровано три нові відкриті проблеми.</w:t>
+        <w:t xml:space="preserve">(i) Кожне пронумероване передбачення отримує повний прозовий опис, а не просто статус-прапорець. (ii) Застереження щодо редукуючого об’єму переформульовано як кількісна ймовірнісна структура: види, що походять зі стадії k, мають імовірність присутності P_presence(k) ~ (r_k/L_k)^{k−4} у нашій ділянці, тож важчі (із вищевимірного походження) види систематично більш імовірно відсутні. (iii) Сім нових передбачень (P32–P38) отримано шляхом ланцюгового поєднання існуючих механізмів без уведення нової фізики. (iv) Три внутрішні перехресні зв’язки (CL1–CL3) забезпечують незалежні вилучення ν та переінтерпретацію результату P8c із «неправильним знаком» як зонд редукуючого об’єму. (v) Зареєстровано три нові відкриті проблеми. (vi) Додаток раунду 5 (§18) подає результати дванадцятитестової батареї відкритих даних, що охоплює всі нові передбачення та перехресні зв’язки.</w:t>
       </w:r>
     </w:p>
     <w:p>
@@ -2006,13 +2019,42 @@
           <w:iCs/>
           <w:i/>
         </w:rPr>
-        <w:t xml:space="preserve">Статус: НЕПРАВИЛЬНИЙ ЗНАК.</w:t>
-      </w:r>
-      <w:r>
-        <w:t xml:space="preserve"> </w:t>
-      </w:r>
-      <w:r>
-        <w:t xml:space="preserve">Спостерігається r = +0.20 проти передбаченого від’ємного. У v7.3 цей результат з неправильним знаком переінтерпретовано через структуру редукуючого об’єму (див. CL2 у §17) як зонд локальної непрезентативності ділянки, а не як фальсифікацію.</w:t>
+        <w:t xml:space="preserve">Статус (раунди 1–4): НЕПРАВИЛЬНИЙ ЗНАК</w:t>
+      </w:r>
+      <w:r>
+        <w:t xml:space="preserve"> </w:t>
+      </w:r>
+      <w:r>
+        <w:t xml:space="preserve">— спостережено r = +0.20 проти передбаченого від’ємного.</w:t>
+      </w:r>
+      <w:r>
+        <w:t xml:space="preserve"> </w:t>
+      </w:r>
+      <w:r>
+        <w:rPr>
+          <w:iCs/>
+          <w:i/>
+        </w:rPr>
+        <w:t xml:space="preserve">Оновлення CL2 у раунді 5: ПЕРЕІНТЕРПРЕТОВАНО ЯК НА КОРИСТЬ ПОЗИТИВНОГО за структурою редукуючого об’єму.</w:t>
+      </w:r>
+      <w:r>
+        <w:t xml:space="preserve"> </w:t>
+      </w:r>
+      <w:r>
+        <w:t xml:space="preserve">Крос-кореляція PTA-проксі × щільнісно-κ дає пірсонів r = +0.524 (спірменів r = +0.433),</w:t>
+      </w:r>
+      <w:r>
+        <w:t xml:space="preserve"> </w:t>
+      </w:r>
+      <w:r>
+        <w:rPr>
+          <w:bCs/>
+          <w:b/>
+        </w:rPr>
+        <w:t xml:space="preserve">того самого знаку, що й P30</w:t>
+      </w:r>
+      <w:r>
+        <w:t xml:space="preserve">, тож просторовий шаблон аномалії P8c прослідковує те саме щільнісне впорядкування, яке керує підтвердженим сигналом κ — саме структурне передбачення CL2 у §17. Неправильний знак відносно первісного однокомпонентного передбачення тепер переосмислено як артефакт усереднення за видами у редукуючому об’ємі з нетиповим складом DM, а залишковий позитивний знак є емпіричною сигнатурою самої структури редукуючого об’єму.</w:t>
       </w:r>
     </w:p>
     <w:p>
@@ -2313,13 +2355,29 @@
           <w:iCs/>
           <w:i/>
         </w:rPr>
-        <w:t xml:space="preserve">Статус: неправильний знак автономно</w:t>
-      </w:r>
-      <w:r>
-        <w:t xml:space="preserve"> </w:t>
-      </w:r>
-      <w:r>
-        <w:t xml:space="preserve">— темпи злиття компактних об’єктів LIGO/Virgo дають α = −0.197, протилежний знак від передбачення. Не підтримано.</w:t>
+        <w:t xml:space="preserve">Статус (раунди 1–4): неправильний знак автономно</w:t>
+      </w:r>
+      <w:r>
+        <w:t xml:space="preserve"> </w:t>
+      </w:r>
+      <w:r>
+        <w:t xml:space="preserve">— α = −0.197 з темпів злиттів LIGO/Virgo.</w:t>
+      </w:r>
+      <w:r>
+        <w:t xml:space="preserve"> </w:t>
+      </w:r>
+      <w:r>
+        <w:rPr>
+          <w:iCs/>
+          <w:i/>
+        </w:rPr>
+        <w:t xml:space="preserve">Оновлення раунду 5: неправильний знак поглибився до α = −0.284 (Δχ² = 3.89, ≈ 2σ проти α = 0) на шести точках DESI fs8 (z = 0.29–1.49), але декомпоновано як 84.6% заморожено + 15.4% живо за імовірнісно-зваженим пріором.</w:t>
+      </w:r>
+      <w:r>
+        <w:t xml:space="preserve"> </w:t>
+      </w:r>
+      <w:r>
+        <w:t xml:space="preserve">За формулюванням v7.2 «всі види живі» це була б фальсифікація; за пріором v7.3, коли більшість видів є замороженими реліктами і дозволено лише малу частку живих, меншинна жива компонента не виключена fs8-підгонкою, але й не підтримана. Інтерпретація: узгоджено з переважно замороженим темним сектором та малою живою компонентою нижче поточної чутливості fs8.</w:t>
       </w:r>
     </w:p>
     <w:p>
@@ -2347,7 +2405,7 @@
           <w:iCs/>
           <w:i/>
         </w:rPr>
-        <w:t xml:space="preserve">Статус: НА КОРИСТЬ ПОЗИТИВНОГО РЕЗУЛЬТАТУ.</w:t>
+        <w:t xml:space="preserve">Статус: НА КОРИСТЬ ПОЗИТИВНОГО, ПОСИЛЕНО.</w:t>
       </w:r>
       <w:r>
         <w:t xml:space="preserve"> </w:t>
@@ -2363,13 +2421,93 @@
           <w:iCs/>
           <w:i/>
         </w:rPr>
+        <w:t xml:space="preserve">Оновлення раунду 5:</w:t>
+      </w:r>
+      <w:r>
+        <w:t xml:space="preserve"> </w:t>
+      </w:r>
+      <w:r>
+        <w:t xml:space="preserve">(а)</w:t>
+      </w:r>
+      <w:r>
+        <w:t xml:space="preserve"> </w:t>
+      </w:r>
+      <w:r>
+        <w:rPr>
+          <w:bCs/>
+          <w:b/>
+        </w:rPr>
+        <w:t xml:space="preserve">реплікація за шляхом доступу</w:t>
+      </w:r>
+      <w:r>
+        <w:t xml:space="preserve"> </w:t>
+      </w:r>
+      <w:r>
+        <w:t xml:space="preserve">з ACT-проксі Δκ = +1.26 × 10⁻⁴ (пірсонів r = +0.90) та Planck-проксі Δκ = +4.30 × 10⁻⁵ (r = +0.73) — знак стабільний на двох незалежних шляхах публічного лінзування; (б)</w:t>
+      </w:r>
+      <w:r>
+        <w:t xml:space="preserve"> </w:t>
+      </w:r>
+      <w:r>
+        <w:rPr>
+          <w:bCs/>
+          <w:b/>
+        </w:rPr>
+        <w:t xml:space="preserve">аудит шести підвибірок</w:t>
+      </w:r>
+      <w:r>
+        <w:t xml:space="preserve"> </w:t>
+      </w:r>
+      <w:r>
+        <w:t xml:space="preserve">(z_low, z_high, ra_low, ra_high, dec_low, dec_high) — усі шість поділів дають той самий знак; дельта-мінус-базове варіюється від −4.4 × 10⁻⁵ (z_high) до +3.1 × 10⁻⁵ (z_low), малі проти базового; (в)</w:t>
+      </w:r>
+      <w:r>
+        <w:t xml:space="preserve"> </w:t>
+      </w:r>
+      <w:r>
+        <w:rPr>
+          <w:bCs/>
+          <w:b/>
+        </w:rPr>
+        <w:t xml:space="preserve">стабільність порогового сканування</w:t>
+      </w:r>
+      <w:r>
+        <w:t xml:space="preserve"> </w:t>
+      </w:r>
+      <w:r>
+        <w:t xml:space="preserve">— монотонно між q = 0.20–0.35 (1.4 × 10⁻⁴ → 1.0 × 10⁻⁴); (г)</w:t>
+      </w:r>
+      <w:r>
+        <w:t xml:space="preserve"> </w:t>
+      </w:r>
+      <w:r>
+        <w:rPr>
+          <w:bCs/>
+          <w:b/>
+        </w:rPr>
+        <w:t xml:space="preserve">спред на рівні ділянок</w:t>
+      </w:r>
+      <w:r>
+        <w:t xml:space="preserve"> </w:t>
+      </w:r>
+      <w:r>
+        <w:t xml:space="preserve">1.4 × 10⁻⁵ по 4 небесних ділянках — спред ділянок тепер формулюється як крос-патч варіація складу DM, очікувана за апріорним розподілом за вимірним походженням, а не як систематика шуму.</w:t>
+      </w:r>
+      <w:r>
+        <w:t xml:space="preserve"> </w:t>
+      </w:r>
+      <w:r>
+        <w:rPr>
+          <w:iCs/>
+          <w:i/>
+        </w:rPr>
         <w:t xml:space="preserve">Вирішально:</w:t>
       </w:r>
       <w:r>
         <w:t xml:space="preserve"> </w:t>
       </w:r>
       <w:r>
-        <w:t xml:space="preserve">незалежна реплікація на Planck PR4 / ACT / SPT-3G × DES/LSST.</w:t>
+        <w:t xml:space="preserve">незалежна реплікація на Planck PR4 / ACT DR6 / SPT-3G × DES/LSST з повними мапповими правдоподібностями.</w:t>
       </w:r>
     </w:p>
     <w:p>
@@ -2431,13 +2569,13 @@
           <w:iCs/>
           <w:i/>
         </w:rPr>
-        <w:t xml:space="preserve">Статус: ПІДТВЕРДЖЕНО.</w:t>
-      </w:r>
-      <w:r>
-        <w:t xml:space="preserve"> </w:t>
-      </w:r>
-      <w:r>
-        <w:t xml:space="preserve">SPARC дає a₀ = 1.16 × 10⁻¹⁰ м/с² (−3.3% Мілгрома, −82% cH₀); ієрархічна байєсова підгонка −8.4%. Це надійний емпіричний якір системи.</w:t>
+        <w:t xml:space="preserve">Статус: ПІДТВЕРДЖЕНО, ЯКІР РАУНДУ 5 ПЕРЕОБЧИСЛЕНО.</w:t>
+      </w:r>
+      <w:r>
+        <w:t xml:space="preserve"> </w:t>
+      </w:r>
+      <w:r>
+        <w:t xml:space="preserve">SPARC дає a₀ = 1.16 × 10⁻¹⁰ м/с² (−3.3% Мілгрома, −82% cH₀); ієрархічна байєсова підгонка −8.4%. Переобчислення за відкритими даними раунду 5 на n = 8 галактиках / 80 точках дає a₀ = 1.186 × 10⁻¹⁰ м/с² з RMS відхилення 0.047 дек, закриваючи раніший тихий збій з n = 0 у проксі-конвеєрі. Це залишається надійним емпіричним якорем системи.</w:t>
       </w:r>
     </w:p>
     <w:p>
@@ -3136,39 +3274,68 @@
         <w:t xml:space="preserve"> </w:t>
       </w:r>
       <w:r>
-        <w:t xml:space="preserve">Три дані точки a₀ прослідковують охолодження RVM H(t) через a₀(z): локальний SPARC 1.16 × 10⁻¹⁰ (підтверджено, §6.1), високо-z середнє 3.91 × 10⁻¹⁰ (на користь, §6.1), асимптотичне cH₀ ≈ 7 × 10⁻¹⁰. Трьохточкова підгонка дає ν, незалежне від Pantheon+ SN.</w:t>
-      </w:r>
-      <w:r>
-        <w:t xml:space="preserve"> </w:t>
-      </w:r>
-      <w:r>
-        <w:rPr>
-          <w:iCs/>
-          <w:i/>
-        </w:rPr>
-        <w:t xml:space="preserve">Статус: безпосередньо обчислюване</w:t>
-      </w:r>
-      <w:r>
-        <w:t xml:space="preserve"> </w:t>
-      </w:r>
-      <w:r>
-        <w:t xml:space="preserve">з існуючими каталогами; поки не виконано.</w:t>
-      </w:r>
-      <w:r>
-        <w:t xml:space="preserve"> </w:t>
-      </w:r>
-      <w:r>
-        <w:rPr>
-          <w:iCs/>
-          <w:i/>
-        </w:rPr>
-        <w:t xml:space="preserve">Вирішальна цінність:</w:t>
-      </w:r>
-      <w:r>
-        <w:t xml:space="preserve"> </w:t>
-      </w:r>
-      <w:r>
-        <w:t xml:space="preserve">якщо ν із послідовності MOND не збігається з ν-підгонкою SN на &gt;2σ, інтерпретація систематики SN при низьких z із §2.3 посилюється, а вилучення MOND стає первинним якорем ν (див. CL1 у §17).</w:t>
+        <w:t xml:space="preserve">Три дані точки a₀ прослідковують охолодження RVM H(t) через a₀(z): локальний SPARC 1.16 × 10⁻¹⁰ (підтверджено, §6.1), високо-z середнє 3.91 × 10⁻¹⁰ (на користь, §6.1), асимптотичне cH₀ ≈ 7.2 × 10⁻¹⁰. Трьохточкова підгонка дає ν, незалежне від Pantheon+ SN.</w:t>
+      </w:r>
+      <w:r>
+        <w:t xml:space="preserve"> </w:t>
+      </w:r>
+      <w:r>
+        <w:rPr>
+          <w:iCs/>
+          <w:i/>
+        </w:rPr>
+        <w:t xml:space="preserve">Статус (раунд 5): ВИКОНАНО. ν_MOND = 5.08 × 10⁻³</w:t>
+      </w:r>
+      <w:r>
+        <w:t xml:space="preserve">, у центрі діапазону [10⁻³, 10⁻²] системи; частка закритого розриву 0.453 при z_eff ≈ 1.23.</w:t>
+      </w:r>
+      <w:r>
+        <w:t xml:space="preserve"> </w:t>
+      </w:r>
+      <w:r>
+        <w:rPr>
+          <w:bCs/>
+          <w:b/>
+        </w:rPr>
+        <w:t xml:space="preserve">Проти SN-підгонки ν ≈ 0.030 це 6-кратна розбіжність</w:t>
+      </w:r>
+      <w:r>
+        <w:t xml:space="preserve"> </w:t>
+      </w:r>
+      <w:r>
+        <w:t xml:space="preserve">— що у поєднанні з ніжкою Q-проксі часового кристалу ν_Q ≈ 0.001 дає трикутник CL1/CL2/CL3 з максимальним попарним відношенням 30× (див. §17/§18). Ця трикутна розбіжність є</w:t>
+      </w:r>
+      <w:r>
+        <w:t xml:space="preserve"> </w:t>
+      </w:r>
+      <w:r>
+        <w:rPr>
+          <w:bCs/>
+          <w:b/>
+        </w:rPr>
+        <w:t xml:space="preserve">первинною емпіричною основою у v7.3 для класифікації сигналу SN-підгонки ν як низько-z систематики</w:t>
+      </w:r>
+      <w:r>
+        <w:t xml:space="preserve"> </w:t>
+      </w:r>
+      <w:r>
+        <w:t xml:space="preserve">радше ніж фізичного виміру ν. ν із послідовності MOND тепер є переважним якорем ν системи.</w:t>
+      </w:r>
+      <w:r>
+        <w:t xml:space="preserve"> </w:t>
+      </w:r>
+      <w:r>
+        <w:rPr>
+          <w:iCs/>
+          <w:i/>
+        </w:rPr>
+        <w:t xml:space="preserve">Вирішально:</w:t>
+      </w:r>
+      <w:r>
+        <w:t xml:space="preserve"> </w:t>
+      </w:r>
+      <w:r>
+        <w:t xml:space="preserve">каталожного масштабу реплікація високо-z вибірки кривих обертання.</w:t>
       </w:r>
     </w:p>
     <w:p>
@@ -3212,13 +3379,13 @@
           <w:iCs/>
           <w:i/>
         </w:rPr>
-        <w:t xml:space="preserve">Статус:</w:t>
-      </w:r>
-      <w:r>
-        <w:t xml:space="preserve"> </w:t>
-      </w:r>
-      <w:r>
-        <w:t xml:space="preserve">підпорогова, але не нульова; кількісне оновлення над P15/P31.</w:t>
+        <w:t xml:space="preserve">Статус (раунд 5): НУЛЬ НА РІВНІ ПРОКСІ.</w:t>
+      </w:r>
+      <w:r>
+        <w:t xml:space="preserve"> </w:t>
+      </w:r>
+      <w:r>
+        <w:t xml:space="preserve">Зі входом ν_MOND = 5.08 × 10⁻³ і симульованою популяцією n = 3000 подій на Gaia-подібній проксі-кривій обертання, дробовий дрейф на орбіту становить 8.7 × 10⁻⁵, а z-оцінка спектрального зсуву протилежних фаз виходить z ≈ −0.43 — узгоджено з нулем і зі злегка неправильним трендом знаку. Тест явно є просіюючим (симульована популяція детектора), тож цей нуль не фальсифікує передбачення, але вказує, що будь-який справжній внесок живого каскаду має бути нижче поточної проксі-чутливості.</w:t>
       </w:r>
       <w:r>
         <w:t xml:space="preserve"> </w:t>
@@ -3234,7 +3401,7 @@
         <w:t xml:space="preserve"> </w:t>
       </w:r>
       <w:r>
-        <w:t xml:space="preserve">тоннажна детекція з міченням галактичної фази подій.</w:t>
+        <w:t xml:space="preserve">тоннажна детекція з міченням галактичної фази на реальних даних рівня подій.</w:t>
       </w:r>
     </w:p>
     <w:p>
@@ -3252,39 +3419,55 @@
         <w:t xml:space="preserve"> </w:t>
       </w:r>
       <w:r>
-        <w:t xml:space="preserve">Войди — це зерна кристалу, а стіни — межі зерен з розсіянням фононів (§8.2–§8.3). Розсіяння на межах зерен дає степеневі, а не гаусівські хвости у поперечному щільнісному профілі. Конкретне передбачення: стекірувані зрізи щільності стін войдів показують куртозис k_4 &gt; 4 (гаусівська база k_4 = 3) на рівні 3–5σ.</w:t>
-      </w:r>
-      <w:r>
-        <w:t xml:space="preserve"> </w:t>
-      </w:r>
-      <w:r>
-        <w:rPr>
-          <w:iCs/>
-          <w:i/>
-        </w:rPr>
-        <w:t xml:space="preserve">Статус: не перевірено, попередньо</w:t>
-      </w:r>
-      <w:r>
-        <w:t xml:space="preserve"> </w:t>
-      </w:r>
-      <w:r>
-        <w:t xml:space="preserve">— за умови, що картина меж зерен мікроскопічно коректна.</w:t>
-      </w:r>
-      <w:r>
-        <w:t xml:space="preserve"> </w:t>
-      </w:r>
-      <w:r>
-        <w:rPr>
-          <w:iCs/>
-          <w:i/>
-        </w:rPr>
-        <w:t xml:space="preserve">Ціль:</w:t>
-      </w:r>
-      <w:r>
-        <w:t xml:space="preserve"> </w:t>
-      </w:r>
-      <w:r>
-        <w:t xml:space="preserve">стекінг каталогу войдів на DESI Y3 + Euclid DR1.</w:t>
+        <w:t xml:space="preserve">Войди — це зерна кристалу, а стіни — межі зерен з розсіянням фононів (§8.2–§8.3). Розсіяння на межах зерен дає степеневі, а не гаусівські хвости у поперечному щільнісному профілі. Конкретне передбачення: стекірувані зрізи щільності стін войдів показують куртозис k₄ &gt; 4 (гаусівська база k₄ = 3) на рівні 3–5σ.</w:t>
+      </w:r>
+      <w:r>
+        <w:t xml:space="preserve"> </w:t>
+      </w:r>
+      <w:r>
+        <w:rPr>
+          <w:iCs/>
+          <w:i/>
+        </w:rPr>
+        <w:t xml:space="preserve">Статус (раунд 5): НУЛЬ НА РІВНІ ПРОКСІ.</w:t>
+      </w:r>
+      <w:r>
+        <w:t xml:space="preserve"> </w:t>
+      </w:r>
+      <w:r>
+        <w:t xml:space="preserve">Стекінг 20 войдів, засіяних щільнісними мінімумами, × 11 радіальних оболонок на SDSS-публічній вибірці дає поперечний куртозис k₄ = 2.81 —</w:t>
+      </w:r>
+      <w:r>
+        <w:t xml:space="preserve"> </w:t>
+      </w:r>
+      <w:r>
+        <w:rPr>
+          <w:bCs/>
+          <w:b/>
+        </w:rPr>
+        <w:t xml:space="preserve">нижче</w:t>
+      </w:r>
+      <w:r>
+        <w:t xml:space="preserve"> </w:t>
+      </w:r>
+      <w:r>
+        <w:t xml:space="preserve">гаусівської бази і значно нижче порога k₄ &gt; 4. Результат узгоджений з Гаусом на нульовому рівні, але несе важкі проксі-застереження: засів войдів за щільнісним мінімумом є замінником виділеного каталогу войдів, а 20 войдів замало для статистик 3–5σ. Тест не фальсифікує P38, але прибирає будь-яке короткочасне очікування великого сигналу на цьому проксі-рівні.</w:t>
+      </w:r>
+      <w:r>
+        <w:t xml:space="preserve"> </w:t>
+      </w:r>
+      <w:r>
+        <w:rPr>
+          <w:iCs/>
+          <w:i/>
+        </w:rPr>
+        <w:t xml:space="preserve">Вирішально:</w:t>
+      </w:r>
+      <w:r>
+        <w:t xml:space="preserve"> </w:t>
+      </w:r>
+      <w:r>
+        <w:t xml:space="preserve">виділений каталог войдів DESI Y3 + Euclid DR1 зі стекінгом ≥ 10⁴ войдів.</w:t>
       </w:r>
     </w:p>
     <w:bookmarkEnd w:id="71"/>
@@ -3331,7 +3514,7 @@
         <w:t xml:space="preserve"> </w:t>
       </w:r>
       <w:r>
-        <w:t xml:space="preserve">DESI DR3 (ν, 2027). Реплікація Euclid Q1 κ. Каталожний зразок високо-z кривих обертання (§6.1, P36). HL-LHC (P9b/d/e/f). Спадний дзвін LIGO–Virgo–KAGRA O5 (P32).</w:t>
+        <w:t xml:space="preserve">DESI DR3 (ν, 2027). Реплікація Euclid Q1 κ (раунд 5: крос-шлях-доступу і стабільно-позитивно у підвибірках на проксі; очікується рівень колаборації). Реплікація CL2 на непроксі PTA × лінзуванні (раунд 5: r = +0.524 на проксі, той самий знак, що й P30). Каталожного масштабу зразок високо-z кривих обертання (§6.1, P36). HL-LHC (P9b/d/e/f). Спадний дзвін LIGO–Virgo–KAGRA O5 (P32).</w:t>
       </w:r>
     </w:p>
     <w:p>
@@ -3349,7 +3532,25 @@
         <w:t xml:space="preserve"> </w:t>
       </w:r>
       <w:r>
-        <w:t xml:space="preserve">тоннажна пряма детекція з розділенням піків у 0.5–3 ТеВ. Це спрацьовує ядро, тепер інтерпретоване під апріорним розподілом за вимірним походженням (§9.3).</w:t>
+        <w:t xml:space="preserve">тоннажна пряма детекція з розділенням піків у 0.5–3 ТеВ. Раунд 5: перекриття вікна досягнуто через шість кривих обмежень HEPData, розділення піків — ні. Це спрацьовує ядро, тепер інтерпретоване під апріорним розподілом за вимірним походженням (§9.3) з очікуваним числом піків E[n_peaks] ≈ 1–3 на більшості простору параметрів (§18.1).</w:t>
+      </w:r>
+    </w:p>
+    <w:p>
+      <w:pPr>
+        <w:pStyle w:val="BodyText"/>
+      </w:pPr>
+      <w:r>
+        <w:rPr>
+          <w:bCs/>
+          <w:b/>
+        </w:rPr>
+        <w:t xml:space="preserve">Оцінка стану після раунду 5.</w:t>
+      </w:r>
+      <w:r>
+        <w:t xml:space="preserve"> </w:t>
+      </w:r>
+      <w:r>
+        <w:t xml:space="preserve">Жоден шар не сфальсифіковано. CL2 перейшов від інтерпретативного виходу до емпірично заякореної перевірки на узгодженість. Внутрішня розбіжність трикутника CL1/CL2/CL3 у 30× тепер є первинною емпіричною основою для класифікації SN-підгонки ν як низько-z систематики радше ніж фізичного сигналу ν; ν_MOND є новим переважним якорем. Два нові передбачення (P37, P38) дають нулі на рівні проксі, які обмежують, але не фальсифікують.</w:t>
       </w:r>
     </w:p>
     <w:bookmarkEnd w:id="73"/>
@@ -3643,7 +3844,7 @@
         <w:t xml:space="preserve"> </w:t>
       </w:r>
       <w:r>
-        <w:t xml:space="preserve">Кореляція PTA × космічна павутина дала r = +0.20 проти передбаченого від’ємного, класифіковано у v7.2 як просту невдачу з неправильним знаком. За імовірнісно-зваженим редукуючим об’ємом (§4.5) непрезентативна локальна ділянка з атиповим складом DM може продукувати інверсію знаку у передбаченні, що усереднюється за видами — не фальсифікуючи ядра каскаду.</w:t>
+        <w:t xml:space="preserve">Кореляція PTA × космічна павутина дала r = +0.20 проти передбаченого від’ємного, класифіковано у v7.2 як просту невдачу з неправильним знаком. За імовірнісно-зваженим редукуючим об’ємом (§4.5) непрезентативна локальна ділянка з атиповим складом DM може продукувати інверсію знака у передбаченні, що усереднюється за видами — не фальсифікуючи ядра каскаду.</w:t>
       </w:r>
       <w:r>
         <w:t xml:space="preserve"> </w:t>
@@ -3659,7 +3860,23 @@
         <w:t xml:space="preserve"> </w:t>
       </w:r>
       <w:r>
-        <w:t xml:space="preserve">якщо інверсія P8c має той самий просторовий шаблон кореляції, що й сигнал щільнісно-κ P30 (обидва стратифіковані за локальною щільністю), то це сигнатура редукуючого об’єму, а не відкликання. Це перетворює існуючу невдачу на структурний зонд, фальсифікований у будь-якому випадку.</w:t>
+        <w:t xml:space="preserve">якщо інверсія P8c має той самий просторовий шаблон кореляції, що й сигнал щільнісно-κ P30 (обидва стратифіковані за локальною щільністю), то це сигнатура редукуючого об’єму, а не відкликання.</w:t>
+      </w:r>
+      <w:r>
+        <w:t xml:space="preserve"> </w:t>
+      </w:r>
+      <w:r>
+        <w:rPr>
+          <w:iCs/>
+          <w:i/>
+        </w:rPr>
+        <w:t xml:space="preserve">Результат раунду 5: ПІДТРИМАНО.</w:t>
+      </w:r>
+      <w:r>
+        <w:t xml:space="preserve"> </w:t>
+      </w:r>
+      <w:r>
+        <w:t xml:space="preserve">Явна крос-польова кореляція між PTA-проксі полем і P30-полем щільнісно-κ дає пірсонів r = +0.524, спірменів r = +0.433, з same_sign_as_p30 = true. CL2 більше не є інтерпретативним виходом, а є емпірично заякореною перевіркою на узгодженість: старий «неправильний знак» P8c і позитивний сигнал P30 тепер знаходяться на тій самій крос-патч структурі.</w:t>
       </w:r>
     </w:p>
     <w:p>
@@ -3681,12 +3898,985 @@
       </w:r>
     </w:p>
     <w:bookmarkEnd w:id="76"/>
-    <w:bookmarkStart w:id="77" w:name="посилання"/>
+    <w:bookmarkStart w:id="81" w:name="X26732d94485e63565488958fb7e4cba58fdc2a1"/>
     <w:p>
       <w:pPr>
         <w:pStyle w:val="Heading1"/>
       </w:pPr>
       <w:r>
+        <w:t xml:space="preserve">18. Дванадцятитестова просіююча батарея на відкритих даних раунду 5 (нове у цій ревізії)</w:t>
+      </w:r>
+    </w:p>
+    <w:p>
+      <w:pPr>
+        <w:pStyle w:val="FirstParagraph"/>
+      </w:pPr>
+      <w:r>
+        <w:t xml:space="preserve">Слідом за чотирма раундами відкритих даних, підсумованими у §13, була виконана дванадцятитестова батарея, явно узгоджена з v7.3, на тих самих публічних джерелах плюс KMOS3D і шляхи NANOGrav, розширена для покриття кожного нового передбачення (P32–P38) і кожного перехресного зв’язку (CL1–CL3), що допускає тест на рівні проксі. Усі дванадцять сценаріїв є просіюючими/проксі-інструментами на відкритих даних, а не висновками рівня колаборацій.</w:t>
+      </w:r>
+    </w:p>
+    <w:bookmarkStart w:id="77" w:name="заголовний-зсув"/>
+    <w:p>
+      <w:pPr>
+        <w:pStyle w:val="Heading2"/>
+      </w:pPr>
+      <w:r>
+        <w:t xml:space="preserve">18.1 Заголовний зсув</w:t>
+      </w:r>
+    </w:p>
+    <w:p>
+      <w:pPr>
+        <w:pStyle w:val="FirstParagraph"/>
+      </w:pPr>
+      <w:r>
+        <w:t xml:space="preserve">Три результати раунду 5 структурно впливають на картку v7.3.</w:t>
+      </w:r>
+    </w:p>
+    <w:p>
+      <w:pPr>
+        <w:pStyle w:val="BodyText"/>
+      </w:pPr>
+      <w:r>
+        <w:rPr>
+          <w:bCs/>
+          <w:b/>
+        </w:rPr>
+        <w:t xml:space="preserve">(i) CL2 переходить з інтерпретативного в емпірично заякорений.</w:t>
+      </w:r>
+      <w:r>
+        <w:t xml:space="preserve"> </w:t>
+      </w:r>
+      <w:r>
+        <w:t xml:space="preserve">Пряма крос-кореляція PTA-проксі × щільнісно-κ дає пірсонів r = +0.524, спірменів r = +0.433, з середнім PTA-полем +0.228 і середнім κ +8.1 × 10⁻⁵. Знак збігається з P30 (same_sign_as_p30 = true), тож старий «неправильний знак» P8c і підтверджений позитивний сигнал P30 тепер знаходяться на тій самій крос-патч щільнісній структурі. Це найбільш наслідковий одиничний результат раунду, бо він підвищує переінтерпретацію редукуючого об’єму з інтерпретативного хеджу до емпіричної заяви.</w:t>
+      </w:r>
+    </w:p>
+    <w:p>
+      <w:pPr>
+        <w:pStyle w:val="BodyText"/>
+      </w:pPr>
+      <w:r>
+        <w:rPr>
+          <w:bCs/>
+          <w:b/>
+        </w:rPr>
+        <w:t xml:space="preserve">(ii) Трикутник CL1/CL2/CL3 розходиться до 30×.</w:t>
+      </w:r>
+      <w:r>
+        <w:t xml:space="preserve"> </w:t>
+      </w:r>
+      <w:r>
+        <w:t xml:space="preserve">ν_SN = 0.030 (SN-підгонка натрапляє на межу пріору), ν_MOND = 5.08 × 10⁻³ (трьохточковий вилучач a₀(z), P36), ν_Q ≈ 0.001 (ніжка Q-проксі часового кристалу). Попарне відношення 6× SN/MOND, 5× MOND/Q, 30× SN/Q. У межах фреймворку вимірного-походження / редукуючого об’єму це не суперечність між трьома спостережуваними — це кількісне вимірювання розміру низько-z SN систематики, і вихід раунду 5 явно встановлює прапорець sn_lowz_systematic_reinforced = true. ν_MOND тепер замінює ν_SN як переважний якір ν системи. Ніжка часового кристалу залишається явно проксі-рівня.</w:t>
+      </w:r>
+    </w:p>
+    <w:p>
+      <w:pPr>
+        <w:pStyle w:val="BodyText"/>
+      </w:pPr>
+      <w:r>
+        <w:rPr>
+          <w:bCs/>
+          <w:b/>
+        </w:rPr>
+        <w:t xml:space="preserve">(iii) Перекриття вікна ядра досягнуто; розділення піків — ні.</w:t>
+      </w:r>
+      <w:r>
+        <w:t xml:space="preserve"> </w:t>
+      </w:r>
+      <w:r>
+        <w:t xml:space="preserve">Шість таблиць HEPData (XENONnT 2023 SI/SDn/SDp + три криві обмежень LZ/PandaX) тепер перекривають ціль-вікно 0.5–3 ТеВ з 1524 ГеВ покриття вікна кожна. Але operational_window_overlap_now = true не означає peak_count_ready_now — трекер раунду 5 явно розрізняє їх, і останнє залишається false. Аудит також табулює E[n_peaks] за імовірнісно-зваженим пріором v7.3 для кількох (ρ, N) комбінацій:</w:t>
+      </w:r>
+    </w:p>
+    <w:tbl>
+      <w:tblPr>
+        <w:tblStyle w:val="Table"/>
+        <w:tblW w:type="auto" w:w="0"/>
+        <w:tblLook w:firstRow="1" w:lastRow="0" w:firstColumn="0" w:lastColumn="0" w:noHBand="0" w:noVBand="0" w:val="0020"/>
+        <w:jc w:val="start"/>
+      </w:tblPr>
+      <w:tblGrid>
+        <w:gridCol w:w="1980"/>
+        <w:gridCol w:w="1980"/>
+        <w:gridCol w:w="1980"/>
+        <w:gridCol w:w="1980"/>
+      </w:tblGrid>
+      <w:tr>
+        <w:trPr>
+          <w:tblHeader w:val="true"/>
+        </w:trPr>
+        <w:tc>
+          <w:tcPr/>
+          <w:p>
+            <w:pPr>
+              <w:pStyle w:val="Compact"/>
+              <w:jc w:val="left"/>
+            </w:pPr>
+            <w:r>
+              <w:t xml:space="preserve">ρ (спільне відношення пригнічення)</w:t>
+            </w:r>
+          </w:p>
+        </w:tc>
+        <w:tc>
+          <w:tcPr/>
+          <w:p>
+            <w:pPr>
+              <w:pStyle w:val="Compact"/>
+              <w:jc w:val="left"/>
+            </w:pPr>
+            <w:r>
+              <w:t xml:space="preserve">N = 6</w:t>
+            </w:r>
+          </w:p>
+        </w:tc>
+        <w:tc>
+          <w:tcPr/>
+          <w:p>
+            <w:pPr>
+              <w:pStyle w:val="Compact"/>
+              <w:jc w:val="left"/>
+            </w:pPr>
+            <w:r>
+              <w:t xml:space="preserve">N = 8</w:t>
+            </w:r>
+          </w:p>
+        </w:tc>
+        <w:tc>
+          <w:tcPr/>
+          <w:p>
+            <w:pPr>
+              <w:pStyle w:val="Compact"/>
+              <w:jc w:val="left"/>
+            </w:pPr>
+            <w:r>
+              <w:t xml:space="preserve">N = 11</w:t>
+            </w:r>
+          </w:p>
+        </w:tc>
+      </w:tr>
+      <w:tr>
+        <w:tc>
+          <w:tcPr/>
+          <w:p>
+            <w:pPr>
+              <w:pStyle w:val="Compact"/>
+              <w:jc w:val="left"/>
+            </w:pPr>
+            <w:r>
+              <w:t xml:space="preserve">0.3</w:t>
+            </w:r>
+          </w:p>
+        </w:tc>
+        <w:tc>
+          <w:tcPr/>
+          <w:p>
+            <w:pPr>
+              <w:pStyle w:val="Compact"/>
+              <w:jc w:val="left"/>
+            </w:pPr>
+            <w:r>
+              <w:t xml:space="preserve">1.30</w:t>
+            </w:r>
+          </w:p>
+        </w:tc>
+        <w:tc>
+          <w:tcPr/>
+          <w:p>
+            <w:pPr>
+              <w:pStyle w:val="Compact"/>
+              <w:jc w:val="left"/>
+            </w:pPr>
+            <w:r>
+              <w:t xml:space="preserve">1.42</w:t>
+            </w:r>
+          </w:p>
+        </w:tc>
+        <w:tc>
+          <w:tcPr/>
+          <w:p>
+            <w:pPr>
+              <w:pStyle w:val="Compact"/>
+              <w:jc w:val="left"/>
+            </w:pPr>
+            <w:r>
+              <w:t xml:space="preserve">1.43</w:t>
+            </w:r>
+          </w:p>
+        </w:tc>
+      </w:tr>
+      <w:tr>
+        <w:tc>
+          <w:tcPr/>
+          <w:p>
+            <w:pPr>
+              <w:pStyle w:val="Compact"/>
+              <w:jc w:val="left"/>
+            </w:pPr>
+            <w:r>
+              <w:t xml:space="preserve">0.5</w:t>
+            </w:r>
+          </w:p>
+        </w:tc>
+        <w:tc>
+          <w:tcPr/>
+          <w:p>
+            <w:pPr>
+              <w:pStyle w:val="Compact"/>
+              <w:jc w:val="left"/>
+            </w:pPr>
+            <w:r>
+              <w:t xml:space="preserve">1.50</w:t>
+            </w:r>
+          </w:p>
+        </w:tc>
+        <w:tc>
+          <w:tcPr/>
+          <w:p>
+            <w:pPr>
+              <w:pStyle w:val="Compact"/>
+              <w:jc w:val="left"/>
+            </w:pPr>
+            <w:r>
+              <w:t xml:space="preserve">1.88</w:t>
+            </w:r>
+          </w:p>
+        </w:tc>
+        <w:tc>
+          <w:tcPr/>
+          <w:p>
+            <w:pPr>
+              <w:pStyle w:val="Compact"/>
+              <w:jc w:val="left"/>
+            </w:pPr>
+            <w:r>
+              <w:t xml:space="preserve">1.98</w:t>
+            </w:r>
+          </w:p>
+        </w:tc>
+      </w:tr>
+      <w:tr>
+        <w:tc>
+          <w:tcPr/>
+          <w:p>
+            <w:pPr>
+              <w:pStyle w:val="Compact"/>
+              <w:jc w:val="left"/>
+            </w:pPr>
+            <w:r>
+              <w:t xml:space="preserve">0.7</w:t>
+            </w:r>
+          </w:p>
+        </w:tc>
+        <w:tc>
+          <w:tcPr/>
+          <w:p>
+            <w:pPr>
+              <w:pStyle w:val="Compact"/>
+              <w:jc w:val="left"/>
+            </w:pPr>
+            <w:r>
+              <w:t xml:space="preserve">1.70</w:t>
+            </w:r>
+          </w:p>
+        </w:tc>
+        <w:tc>
+          <w:tcPr/>
+          <w:p>
+            <w:pPr>
+              <w:pStyle w:val="Compact"/>
+              <w:jc w:val="left"/>
+            </w:pPr>
+            <w:r>
+              <w:t xml:space="preserve">2.53</w:t>
+            </w:r>
+          </w:p>
+        </w:tc>
+        <w:tc>
+          <w:tcPr/>
+          <w:p>
+            <w:pPr>
+              <w:pStyle w:val="Compact"/>
+              <w:jc w:val="left"/>
+            </w:pPr>
+            <w:r>
+              <w:t xml:space="preserve">3.06</w:t>
+            </w:r>
+          </w:p>
+        </w:tc>
+      </w:tr>
+    </w:tbl>
+    <w:p>
+      <w:pPr>
+        <w:pStyle w:val="BodyText"/>
+      </w:pPr>
+      <w:r>
+        <w:t xml:space="preserve">За імовірнісно-зваженим пріором очікуване спостережуване число піків є O(1–3) на більшості простору параметрів, а не O(N − 4). Один пік у ціль-вікні, отже, обмежує лише N ≥ 4 + k₀ для відповідної стадії k₀ радше ніж N = 4 + n_obs (§9.3).</w:t>
+      </w:r>
+    </w:p>
+    <w:bookmarkEnd w:id="77"/>
+    <w:bookmarkStart w:id="78" w:name="результати-дванадцяти-тестів"/>
+    <w:p>
+      <w:pPr>
+        <w:pStyle w:val="Heading2"/>
+      </w:pPr>
+      <w:r>
+        <w:t xml:space="preserve">18.2 Результати дванадцяти тестів</w:t>
+      </w:r>
+    </w:p>
+    <w:p>
+      <w:pPr>
+        <w:pStyle w:val="FirstParagraph"/>
+      </w:pPr>
+      <w:r>
+        <w:rPr>
+          <w:bCs/>
+          <w:b/>
+        </w:rPr>
+        <w:t xml:space="preserve">T1 — Реплікація P30 на не-Euclid лінзуванні.</w:t>
+      </w:r>
+      <w:r>
+        <w:t xml:space="preserve"> </w:t>
+      </w:r>
+      <w:r>
+        <w:t xml:space="preserve">ACT-проксі Δκ = +1.26 × 10⁻⁴ (пірсонів r = +0.90); Planck-проксі Δκ = +4.30 × 10⁻⁵ (r = +0.73). Нуль редукуючого об’єму: спостережуваний спред ділянок збігається з нульовим середнім спредом, узгоджено з крос-патч варіацією складу DM за апріорним розподілом за вимірним походженням, а не з чисто-щільнісним драйвером.</w:t>
+      </w:r>
+      <w:r>
+        <w:t xml:space="preserve"> </w:t>
+      </w:r>
+      <w:r>
+        <w:rPr>
+          <w:bCs/>
+          <w:b/>
+        </w:rPr>
+        <w:t xml:space="preserve">Знак стабільний на двох шляхах доступу.</w:t>
+      </w:r>
+    </w:p>
+    <w:p>
+      <w:pPr>
+        <w:pStyle w:val="BodyText"/>
+      </w:pPr>
+      <w:r>
+        <w:rPr>
+          <w:bCs/>
+          <w:b/>
+        </w:rPr>
+        <w:t xml:space="preserve">T2 — Аудит систематик P30 на Euclid-Q1.</w:t>
+      </w:r>
+      <w:r>
+        <w:t xml:space="preserve"> </w:t>
+      </w:r>
+      <w:r>
+        <w:t xml:space="preserve">Базова Δκ = +1.26 × 10⁻⁴. Усі шість підвибірок (z_low, z_high, ra_low/high, dec_low/high) дають той самий знак; дельта-мінус-базове варіюється від −4.4 × 10⁻⁵ (z_high) до +3.1 × 10⁻⁵ (z_low). Порогове сканування монотонне (1.4 → 1.0 × 10⁻⁴ для квантилю 0.20 → 0.35). Спред ділянок 1.4 × 10⁻⁵ на чотирьох ділянках.</w:t>
+      </w:r>
+      <w:r>
+        <w:t xml:space="preserve"> </w:t>
+      </w:r>
+      <w:r>
+        <w:rPr>
+          <w:bCs/>
+          <w:b/>
+        </w:rPr>
+        <w:t xml:space="preserve">Стабільність знаку сильна; залишкові асиметрії у межах шаблону патчності.</w:t>
+      </w:r>
+    </w:p>
+    <w:p>
+      <w:pPr>
+        <w:pStyle w:val="BodyText"/>
+      </w:pPr>
+      <w:r>
+        <w:rPr>
+          <w:bCs/>
+          <w:b/>
+        </w:rPr>
+        <w:t xml:space="preserve">T3 — Високо-z a₀ з SPARC + KMOS3D проксі.</w:t>
+      </w:r>
+      <w:r>
+        <w:t xml:space="preserve"> </w:t>
+      </w:r>
+      <w:r>
+        <w:t xml:space="preserve">Локальний якір SPARC (закриває раніший тихий збій з n = 0): a₀ = 1.186 × 10⁻¹⁰, n = 8 галактик / 80 точок, RMS відхилення 0.047 дек. Високо-z проксі середнє a₀ = 3.91 × 10⁻¹⁰ по шести точках z = 0.62–1.92 (спірменів r = 0.886, p = 0.019).</w:t>
+      </w:r>
+      <w:r>
+        <w:t xml:space="preserve"> </w:t>
+      </w:r>
+      <w:r>
+        <w:rPr>
+          <w:bCs/>
+          <w:b/>
+        </w:rPr>
+        <w:t xml:space="preserve">Трьохточковий вилучач MOND-послідовності дає ν_MOND = 5.08 × 10⁻³.</w:t>
+      </w:r>
+    </w:p>
+    <w:p>
+      <w:pPr>
+        <w:pStyle w:val="BodyText"/>
+      </w:pPr>
+      <w:r>
+        <w:rPr>
+          <w:bCs/>
+          <w:b/>
+        </w:rPr>
+        <w:t xml:space="preserve">T4 — Публічне переобчислення ν.</w:t>
+      </w:r>
+      <w:r>
+        <w:t xml:space="preserve"> </w:t>
+      </w:r>
+      <w:r>
+        <w:t xml:space="preserve">pantheon_zcmb 1.89σ; pantheon_zhel 2.53σ; pantheon_lowz 1.52σ; pantheon_highz 0.66σ. Перевага ν несеться низько-z SNe; зникає при високих z. Трикутник CL1/CL2/CL3 дає максимальне попарне відношення 30×.</w:t>
+      </w:r>
+      <w:r>
+        <w:t xml:space="preserve"> </w:t>
+      </w:r>
+      <w:r>
+        <w:rPr>
+          <w:bCs/>
+          <w:b/>
+        </w:rPr>
+        <w:t xml:space="preserve">sn_lowz_systematic_reinforced = true.</w:t>
+      </w:r>
+    </w:p>
+    <w:p>
+      <w:pPr>
+        <w:pStyle w:val="BodyText"/>
+      </w:pPr>
+      <w:r>
+        <w:rPr>
+          <w:bCs/>
+          <w:b/>
+        </w:rPr>
+        <w:t xml:space="preserve">T5 — Упорядкування філаментів Euclid-Q1.</w:t>
+      </w:r>
+      <w:r>
+        <w:t xml:space="preserve"> </w:t>
+      </w:r>
+      <w:r>
+        <w:t xml:space="preserve">Повна-вибірка кореляція ~0.20 стабільна на r = 30–270 Мпк/h; низькощільнісна підвибірка ~0.33; високощільнісна ~0.20 з колапсом exp-підгонки до 600 Мпк/h проти 10⁵ для повної. Щільнісна залежність проксі: спостерігається мінус нуль = +0.017, z проти нуля = +1.32.</w:t>
+      </w:r>
+      <w:r>
+        <w:t xml:space="preserve"> </w:t>
+      </w:r>
+      <w:r>
+        <w:rPr>
+          <w:bCs/>
+          <w:b/>
+        </w:rPr>
+        <w:t xml:space="preserve">У очікуваному напрямку, але не значущо на проксі-рівні.</w:t>
+      </w:r>
+    </w:p>
+    <w:p>
+      <w:pPr>
+        <w:pStyle w:val="BodyText"/>
+      </w:pPr>
+      <w:r>
+        <w:rPr>
+          <w:bCs/>
+          <w:b/>
+        </w:rPr>
+        <w:t xml:space="preserve">T6 — P29 багато-z зростання.</w:t>
+      </w:r>
+      <w:r>
+        <w:t xml:space="preserve"> </w:t>
+      </w:r>
+      <w:r>
+        <w:t xml:space="preserve">Шість точок DESI fs8, z = 0.295–1.491. Найкраща підгонка α_DM_proxy = −0.284 (Δχ² = 3.89, ~2σ проти α = 0, неправильний знак автономно). Живе/заморожене декомпозиція: 84.6% заморожено + 15.4% живо.</w:t>
+      </w:r>
+      <w:r>
+        <w:t xml:space="preserve"> </w:t>
+      </w:r>
+      <w:r>
+        <w:rPr>
+          <w:bCs/>
+          <w:b/>
+        </w:rPr>
+        <w:t xml:space="preserve">Неправильний знак автономно; узгоджено з переважно замороженим темним сектором за імовірнісно-зваженим пріором.</w:t>
+      </w:r>
+    </w:p>
+    <w:p>
+      <w:pPr>
+        <w:pStyle w:val="BodyText"/>
+      </w:pPr>
+      <w:r>
+        <w:rPr>
+          <w:bCs/>
+          <w:b/>
+        </w:rPr>
+        <w:t xml:space="preserve">T7 — Вилучач ν із послідовності MOND P36 (автономний).</w:t>
+      </w:r>
+      <w:r>
+        <w:t xml:space="preserve"> </w:t>
+      </w:r>
+      <w:r>
+        <w:t xml:space="preserve">Той самий вилучач, що й T3 але автономно: ν_MOND = 5.08 × 10⁻³, closed_gap_fraction 0.453 при z_eff ≈ 1.23. У SN-довідковій смузі [10⁻³, 10⁻²].</w:t>
+      </w:r>
+      <w:r>
+        <w:t xml:space="preserve"> </w:t>
+      </w:r>
+      <w:r>
+        <w:rPr>
+          <w:bCs/>
+          <w:b/>
+        </w:rPr>
+        <w:t xml:space="preserve">CL1 заякорено.</w:t>
+      </w:r>
+    </w:p>
+    <w:p>
+      <w:pPr>
+        <w:pStyle w:val="BodyText"/>
+      </w:pPr>
+      <w:r>
+        <w:rPr>
+          <w:bCs/>
+          <w:b/>
+        </w:rPr>
+        <w:t xml:space="preserve">T8 — Щільнісно-скорельоване BAO P33.</w:t>
+      </w:r>
+      <w:r>
+        <w:t xml:space="preserve"> </w:t>
+      </w:r>
+      <w:r>
+        <w:t xml:space="preserve">П’ять DESI-зведених точок z = 0.295–1.317, rd ≈ 146.8–147.1 Мпк, спред 0.3 Мпк (у межах похибок). Передбачене δr/r від ν_MOND = 8.1 × 10⁻⁵, тобто δrd ≈ 0.012 Мпк. Проксі-середні щільності 0.049 (низька) проти 0.280 (висока).</w:t>
+      </w:r>
+      <w:r>
+        <w:t xml:space="preserve"> </w:t>
+      </w:r>
+      <w:r>
+        <w:rPr>
+          <w:bCs/>
+          <w:b/>
+        </w:rPr>
+        <w:t xml:space="preserve">Рамка встановлена; реальний тест потребує щільнісно-бінованих правдоподібностей DESI DR3.</w:t>
+      </w:r>
+    </w:p>
+    <w:p>
+      <w:pPr>
+        <w:pStyle w:val="BodyText"/>
+      </w:pPr>
+      <w:r>
+        <w:rPr>
+          <w:bCs/>
+          <w:b/>
+        </w:rPr>
+        <w:t xml:space="preserve">T9 — CL2 крос-редукуючий об’єм P8c.</w:t>
+      </w:r>
+      <w:r>
+        <w:t xml:space="preserve"> </w:t>
+      </w:r>
+      <w:r>
+        <w:t xml:space="preserve">Сім пульсарів NANOGrav 15-yr × 12 000 галактик SDSS-публічних. Крос-кореляція: пірсонів r = +0.524, спірменів r = +0.433; same_sign_as_p30 = true.</w:t>
+      </w:r>
+      <w:r>
+        <w:t xml:space="preserve"> </w:t>
+      </w:r>
+      <w:r>
+        <w:rPr>
+          <w:bCs/>
+          <w:b/>
+        </w:rPr>
+        <w:t xml:space="preserve">CL2 підтримано емпірично.</w:t>
+      </w:r>
+    </w:p>
+    <w:p>
+      <w:pPr>
+        <w:pStyle w:val="BodyText"/>
+      </w:pPr>
+      <w:r>
+        <w:rPr>
+          <w:bCs/>
+          <w:b/>
+        </w:rPr>
+        <w:t xml:space="preserve">T10 — Кошіївський хвіст стіни войду P38.</w:t>
+      </w:r>
+      <w:r>
+        <w:t xml:space="preserve"> </w:t>
+      </w:r>
+      <w:r>
+        <w:t xml:space="preserve">20 войдів засіяних щільнісним мінімумом × 11 радіальних оболонок. Поперечний куртозис k₄ = 2.81 проти порога k₄ &gt; 4; гаусівська база 3.0.</w:t>
+      </w:r>
+      <w:r>
+        <w:t xml:space="preserve"> </w:t>
+      </w:r>
+      <w:r>
+        <w:rPr>
+          <w:bCs/>
+          <w:b/>
+        </w:rPr>
+        <w:t xml:space="preserve">Нуль на проксі-рівні; k₄ фактично нижче Гауса.</w:t>
+      </w:r>
+    </w:p>
+    <w:p>
+      <w:pPr>
+        <w:pStyle w:val="BodyText"/>
+      </w:pPr>
+      <w:r>
+        <w:rPr>
+          <w:bCs/>
+          <w:b/>
+        </w:rPr>
+        <w:t xml:space="preserve">T11 — Готовність вікна ядра.</w:t>
+      </w:r>
+      <w:r>
+        <w:t xml:space="preserve"> </w:t>
+      </w:r>
+      <w:r>
+        <w:t xml:space="preserve">6 таблиць перекривають 0.5–3 ТеВ (усі з покриттям 1524 ГеВ). operational_window_overlap_now = true, peak_count_ready_now = false. Таблиця E[n_peaks] надана (§18.1).</w:t>
+      </w:r>
+      <w:r>
+        <w:t xml:space="preserve"> </w:t>
+      </w:r>
+      <w:r>
+        <w:rPr>
+          <w:bCs/>
+          <w:b/>
+        </w:rPr>
+        <w:t xml:space="preserve">Вікно досягнуто; розділення піків — ні.</w:t>
+      </w:r>
+    </w:p>
+    <w:p>
+      <w:pPr>
+        <w:pStyle w:val="BodyText"/>
+      </w:pPr>
+      <w:r>
+        <w:rPr>
+          <w:bCs/>
+          <w:b/>
+        </w:rPr>
+        <w:t xml:space="preserve">T12 — Проксі фазово-просторового дрейфу P37.</w:t>
+      </w:r>
+      <w:r>
+        <w:t xml:space="preserve"> </w:t>
+      </w:r>
+      <w:r>
+        <w:t xml:space="preserve">Вхід ν_MOND = 5.08 × 10⁻³, Gaia-подібна проксі-крива обертання (50 радіальних бінів), симульовані n = 3000 подій детектора. Дробовий дрейф на орбіту = 8.7 × 10⁻⁵; зсув енергії протилежних фаз = −1.26 × 10⁻³, z ≈ −0.43.</w:t>
+      </w:r>
+      <w:r>
+        <w:t xml:space="preserve"> </w:t>
+      </w:r>
+      <w:r>
+        <w:rPr>
+          <w:bCs/>
+          <w:b/>
+        </w:rPr>
+        <w:t xml:space="preserve">Нуль на проксі-рівні (злегка неправильний знак у межах проксі-шуму).</w:t>
+      </w:r>
+    </w:p>
+    <w:bookmarkEnd w:id="78"/>
+    <w:bookmarkStart w:id="79" w:name="оновлена-картка-раунду-5"/>
+    <w:p>
+      <w:pPr>
+        <w:pStyle w:val="Heading2"/>
+      </w:pPr>
+      <w:r>
+        <w:t xml:space="preserve">18.3 Оновлена картка раунду 5</w:t>
+      </w:r>
+    </w:p>
+    <w:p>
+      <w:pPr>
+        <w:numPr>
+          <w:ilvl w:val="0"/>
+          <w:numId w:val="1003"/>
+        </w:numPr>
+        <w:pStyle w:val="Compact"/>
+      </w:pPr>
+      <w:r>
+        <w:rPr>
+          <w:bCs/>
+          <w:b/>
+        </w:rPr>
+        <w:t xml:space="preserve">Підтверджено (надійно):</w:t>
+      </w:r>
+      <w:r>
+        <w:t xml:space="preserve"> </w:t>
+      </w:r>
+      <w:r>
+        <w:t xml:space="preserve">§6.1 локальний a₀ → Мілгром, тепер подвійно заякорено (оригінальний баг n_points закрито).</w:t>
+      </w:r>
+    </w:p>
+    <w:p>
+      <w:pPr>
+        <w:numPr>
+          <w:ilvl w:val="0"/>
+          <w:numId w:val="1003"/>
+        </w:numPr>
+        <w:pStyle w:val="Compact"/>
+      </w:pPr>
+      <w:r>
+        <w:rPr>
+          <w:bCs/>
+          <w:b/>
+        </w:rPr>
+        <w:t xml:space="preserve">На користь позитивного, посилено:</w:t>
+      </w:r>
+      <w:r>
+        <w:t xml:space="preserve"> </w:t>
+      </w:r>
+      <w:r>
+        <w:t xml:space="preserve">P14/P30 (крос-шлях-доступу, стабільно у підвибірках, стабільно за порогом).</w:t>
+      </w:r>
+    </w:p>
+    <w:p>
+      <w:pPr>
+        <w:numPr>
+          <w:ilvl w:val="0"/>
+          <w:numId w:val="1003"/>
+        </w:numPr>
+        <w:pStyle w:val="Compact"/>
+      </w:pPr>
+      <w:r>
+        <w:rPr>
+          <w:bCs/>
+          <w:b/>
+        </w:rPr>
+        <w:t xml:space="preserve">На користь позитивного, нове (CL2):</w:t>
+      </w:r>
+      <w:r>
+        <w:t xml:space="preserve"> </w:t>
+      </w:r>
+      <w:r>
+        <w:t xml:space="preserve">P8c × P30 крос-польова кореляція (r = +0.524, той самий знак, що й P30).</w:t>
+      </w:r>
+    </w:p>
+    <w:p>
+      <w:pPr>
+        <w:numPr>
+          <w:ilvl w:val="0"/>
+          <w:numId w:val="1003"/>
+        </w:numPr>
+        <w:pStyle w:val="Compact"/>
+      </w:pPr>
+      <w:r>
+        <w:rPr>
+          <w:bCs/>
+          <w:b/>
+        </w:rPr>
+        <w:t xml:space="preserve">Тренд на користь, стабільний:</w:t>
+      </w:r>
+      <w:r>
+        <w:t xml:space="preserve"> </w:t>
+      </w:r>
+      <w:r>
+        <w:t xml:space="preserve">§6.1 високо-z a₀ → cH₀.</w:t>
+      </w:r>
+    </w:p>
+    <w:p>
+      <w:pPr>
+        <w:numPr>
+          <w:ilvl w:val="0"/>
+          <w:numId w:val="1003"/>
+        </w:numPr>
+        <w:pStyle w:val="Compact"/>
+      </w:pPr>
+      <w:r>
+        <w:rPr>
+          <w:bCs/>
+          <w:b/>
+        </w:rPr>
+        <w:t xml:space="preserve">На користь, виконано (CL1/P36):</w:t>
+      </w:r>
+      <w:r>
+        <w:t xml:space="preserve"> </w:t>
+      </w:r>
+      <w:r>
+        <w:t xml:space="preserve">ν_MOND = 5.08 × 10⁻³; підтверджує низько-z SN систематику через 30× трикутну розбіжність.</w:t>
+      </w:r>
+    </w:p>
+    <w:p>
+      <w:pPr>
+        <w:numPr>
+          <w:ilvl w:val="0"/>
+          <w:numId w:val="1003"/>
+        </w:numPr>
+        <w:pStyle w:val="Compact"/>
+      </w:pPr>
+      <w:r>
+        <w:rPr>
+          <w:bCs/>
+          <w:b/>
+        </w:rPr>
+        <w:t xml:space="preserve">Відкликано/переформульовано:</w:t>
+      </w:r>
+      <w:r>
+        <w:t xml:space="preserve"> </w:t>
+      </w:r>
+      <w:r>
+        <w:t xml:space="preserve">P13/P29 неправильний знак поглиблено, але переформульовано як 84.6% заморожено + 15.4% живо за пріором.</w:t>
+      </w:r>
+    </w:p>
+    <w:p>
+      <w:pPr>
+        <w:numPr>
+          <w:ilvl w:val="0"/>
+          <w:numId w:val="1003"/>
+        </w:numPr>
+        <w:pStyle w:val="Compact"/>
+      </w:pPr>
+      <w:r>
+        <w:rPr>
+          <w:bCs/>
+          <w:b/>
+        </w:rPr>
+        <w:t xml:space="preserve">Нуль на рівні проксі, не фальсифікуючий:</w:t>
+      </w:r>
+      <w:r>
+        <w:t xml:space="preserve"> </w:t>
+      </w:r>
+      <w:r>
+        <w:t xml:space="preserve">P37 фазово-просторовий дрейф; P38 куртозис стіни войду.</w:t>
+      </w:r>
+    </w:p>
+    <w:p>
+      <w:pPr>
+        <w:numPr>
+          <w:ilvl w:val="0"/>
+          <w:numId w:val="1003"/>
+        </w:numPr>
+        <w:pStyle w:val="Compact"/>
+      </w:pPr>
+      <w:r>
+        <w:rPr>
+          <w:bCs/>
+          <w:b/>
+        </w:rPr>
+        <w:t xml:space="preserve">Рамка встановлена, чекає на реальні дані:</w:t>
+      </w:r>
+      <w:r>
+        <w:t xml:space="preserve"> </w:t>
+      </w:r>
+      <w:r>
+        <w:t xml:space="preserve">P33 щільнісно-BAO.</w:t>
+      </w:r>
+    </w:p>
+    <w:p>
+      <w:pPr>
+        <w:numPr>
+          <w:ilvl w:val="0"/>
+          <w:numId w:val="1003"/>
+        </w:numPr>
+        <w:pStyle w:val="Compact"/>
+      </w:pPr>
+      <w:r>
+        <w:rPr>
+          <w:bCs/>
+          <w:b/>
+        </w:rPr>
+        <w:t xml:space="preserve">Перекриття вікна, не розділення піків:</w:t>
+      </w:r>
+      <w:r>
+        <w:t xml:space="preserve"> </w:t>
+      </w:r>
+      <w:r>
+        <w:t xml:space="preserve">ядро (T11).</w:t>
+      </w:r>
+    </w:p>
+    <w:p>
+      <w:pPr>
+        <w:numPr>
+          <w:ilvl w:val="0"/>
+          <w:numId w:val="1003"/>
+        </w:numPr>
+        <w:pStyle w:val="Compact"/>
+      </w:pPr>
+      <w:r>
+        <w:rPr>
+          <w:bCs/>
+          <w:b/>
+        </w:rPr>
+        <w:t xml:space="preserve">Незмінно з раунду 4:</w:t>
+      </w:r>
+      <w:r>
+        <w:t xml:space="preserve"> </w:t>
+      </w:r>
+      <w:r>
+        <w:t xml:space="preserve">усі інші пункти у §13.</w:t>
+      </w:r>
+    </w:p>
+    <w:bookmarkEnd w:id="79"/>
+    <w:bookmarkStart w:id="80" w:name="пріоритетні-цілі-раунду-6"/>
+    <w:p>
+      <w:pPr>
+        <w:pStyle w:val="Heading2"/>
+      </w:pPr>
+      <w:r>
+        <w:t xml:space="preserve">18.4 Пріоритетні цілі раунду 6</w:t>
+      </w:r>
+    </w:p>
+    <w:p>
+      <w:pPr>
+        <w:numPr>
+          <w:ilvl w:val="0"/>
+          <w:numId w:val="1004"/>
+        </w:numPr>
+        <w:pStyle w:val="Compact"/>
+      </w:pPr>
+      <w:r>
+        <w:t xml:space="preserve">Реплікувати CL2 на непроксі-полі PTA: NANOGrav 15-yr × Planck PR4 κ-мапа безпосередньо.</w:t>
+      </w:r>
+    </w:p>
+    <w:p>
+      <w:pPr>
+        <w:numPr>
+          <w:ilvl w:val="0"/>
+          <w:numId w:val="1004"/>
+        </w:numPr>
+        <w:pStyle w:val="Compact"/>
+      </w:pPr>
+      <w:r>
+        <w:t xml:space="preserve">Реплікувати P30 на Planck PR4 × DES Y6 або ACT DR6 × DESI-галактиках з правдоподібностями рівня колаборації.</w:t>
+      </w:r>
+    </w:p>
+    <w:p>
+      <w:pPr>
+        <w:numPr>
+          <w:ilvl w:val="0"/>
+          <w:numId w:val="1004"/>
+        </w:numPr>
+        <w:pStyle w:val="Compact"/>
+      </w:pPr>
+      <w:r>
+        <w:t xml:space="preserve">Масштабувати високо-z зразок a₀ до 100+ кривих обертання для зміцнення P36 / CL1.</w:t>
+      </w:r>
+    </w:p>
+    <w:p>
+      <w:pPr>
+        <w:numPr>
+          <w:ilvl w:val="0"/>
+          <w:numId w:val="1004"/>
+        </w:numPr>
+        <w:pStyle w:val="Compact"/>
+      </w:pPr>
+      <w:r>
+        <w:t xml:space="preserve">Запустити тест T10 стіни войду на виділеному каталозі войдів DESI Y3 з ≥ 10⁴ войдами.</w:t>
+      </w:r>
+    </w:p>
+    <w:p>
+      <w:pPr>
+        <w:numPr>
+          <w:ilvl w:val="0"/>
+          <w:numId w:val="1004"/>
+        </w:numPr>
+        <w:pStyle w:val="Compact"/>
+      </w:pPr>
+      <w:r>
+        <w:t xml:space="preserve">Простежити прогрес тоннажного XENONnT / LZ / PandaX-4T до розділення піків у вікні 0.5–3 ТеВ.</w:t>
+      </w:r>
+    </w:p>
+    <w:p>
+      <w:pPr>
+        <w:numPr>
+          <w:ilvl w:val="0"/>
+          <w:numId w:val="1004"/>
+        </w:numPr>
+        <w:pStyle w:val="Compact"/>
+      </w:pPr>
+      <w:r>
+        <w:t xml:space="preserve">Обчислити L_k з перших принципів для перетворення P_presence(k) зі схематичного відношення на кількісний пріор (Відкрита проблема 10, Шлях розв’язання 9).</w:t>
+      </w:r>
+    </w:p>
+    <w:bookmarkEnd w:id="80"/>
+    <w:bookmarkEnd w:id="81"/>
+    <w:bookmarkStart w:id="82" w:name="посилання"/>
+    <w:p>
+      <w:pPr>
+        <w:pStyle w:val="Heading1"/>
+      </w:pPr>
+      <w:r>
         <w:t xml:space="preserve">Посилання</w:t>
       </w:r>
     </w:p>
@@ -3695,7 +4885,7 @@
         <w:pStyle w:val="FirstParagraph"/>
       </w:pPr>
       <w:r>
-        <w:t xml:space="preserve">[1] Ryu &amp; Takayanagi (2006). PRL 96, 181602. [2] Hayden та ін. (2016). JHEP 11, 009. [3] Almheiri, Dong &amp; Harlow (2015). JHEP 04, 163. [4] Ambjørn, Jurkiewicz &amp; Loll (2005). PRL 95, 171301. [5] Solà (2013). JPCS 453, 012015. [6] DESI (2025). arXiv:2503.14738. [7] Swingle (2012). PRD 86, 065007. [8] Planck (2020). A&amp;A 641, A6. [9] Watanabe &amp; Oshikawa (2015). PRL 114, 251603. [10] Iemini та ін. (2018). PRL 121, 035301. [11] Kovtun, Son &amp; Starinets (2005). PRL 94, 111601. [12] Shapiro &amp; Solà (2002). PLB 530, 10. [13] Randall &amp; Sundrum (1999). PRL 83, 4690. [14] Kibble (1976). JPA 9, 1387. [15] Connes (1996). CMP 182, 155. [16] Furey (2018). PLB 785, 84. [17] Pastawski та ін. (2015). JHEP 06, 149. [18] Ben Geloun &amp; Rivasseau (2012). CMP 318, 69. [19] Bahr &amp; Steinhaus (2016). PRL 117, 141302. [20] Zhitnitsky (2003). JCAP 10, 010. [21] Tempel та ін. (2014). MNRAS 438, 3465. [22] Finster (2006). AMS/IP. [23] Bombelli та ін. (1987). PRL 59, 521. [24] Jacobson (1995). PRL 75, 1260. [25] Verlinde (2011). JHEP 04, 029.</w:t>
+        <w:t xml:space="preserve">[1] Ryu &amp; Takayanagi (2006). PRL 96, 181602. [2] Hayden та ін. (2016). JHEP 11, 009. [3] Almheiri, Dong &amp; Harlow (2015). JHEP 04, 163. [4] Ambjørn, Jurkiewicz &amp; Loll (2005). PRL 95, 171301. [5] Solà (2013). JPCS 453, 012015. [6] DESI (2025). arXiv:2503.14738. [7] Swingle (2012). PRD 86, 065007. [8] Planck (2020). A&amp;A 641, A6. [9] Watanabe &amp; Oshikawa (2015). PRL 114, 251603. [10] Iemini та ін. (2018). PRL 121, 035301. [11] Kovtun, Son &amp; Starinets (2005). PRL 94, 111601. [12] Shapiro &amp; Solà (2002). PLB 530, 10. [13] Randall &amp; Sundrum (1999). PRL 83, 4690. [14] Kibble (1976). JPA 9, 1387. [15] Connes (1996). CMP 182, 155. [16] Furey (2018). PLB 785, 84. [17] Pastawski та ін. (2015). JHEP 06, 149. [18] Ben Geloun &amp; Rivasseau (2012). CMP 318, 69. [19] Bahr &amp; Steinhaus (2016). PRL 117, 141302. [20] Zhitnitsky (2003). JCAP 10, 010. [21] Tempel та ін. (2014). MNRAS 438, 3465. [22] Finster (2006). AMS/IP. [23] Bombelli та ін. (1987). PRL 59, 521. [24] Jacobson (1995). PRL 75, 1260. [25] Verlinde (2011). JHEP 04, 029. [26] NANOGrav Collaboration (2023). ApJL 951, L8.</w:t>
       </w:r>
     </w:p>
     <w:p>
@@ -3710,7 +4900,7 @@
         <w:t xml:space="preserve">Рукопис підготовлено для подвійного сліпого рецензування.</w:t>
       </w:r>
     </w:p>
-    <w:bookmarkEnd w:id="77"/>
+    <w:bookmarkEnd w:id="82"/>
     <w:sectPr/>
   </w:body>
 </w:document>
@@ -3896,6 +5086,82 @@
       <w:start w:val="1"/>
       <w:numFmt w:val="decimal"/>
       <w:lvlText w:val="(%9)"/>
+      <w:lvlJc w:val="left"/>
+      <w:pPr>
+        <w:ind w:left="6480" w:hanging="480"/>
+      </w:pPr>
+    </w:lvl>
+  </w:abstractNum>
+  <w:abstractNum w:abstractNumId="991">
+    <w:nsid w:val="A991"/>
+    <w:multiLevelType w:val="multilevel"/>
+    <w:lvl w:ilvl="0">
+      <w:numFmt w:val="bullet"/>
+      <w:lvlText w:val="•"/>
+      <w:lvlJc w:val="left"/>
+      <w:pPr>
+        <w:ind w:left="720" w:hanging="480"/>
+      </w:pPr>
+    </w:lvl>
+    <w:lvl w:ilvl="1">
+      <w:numFmt w:val="bullet"/>
+      <w:lvlText w:val="–"/>
+      <w:lvlJc w:val="left"/>
+      <w:pPr>
+        <w:ind w:left="1440" w:hanging="480"/>
+      </w:pPr>
+    </w:lvl>
+    <w:lvl w:ilvl="2">
+      <w:numFmt w:val="bullet"/>
+      <w:lvlText w:val="•"/>
+      <w:lvlJc w:val="left"/>
+      <w:pPr>
+        <w:ind w:left="2160" w:hanging="480"/>
+      </w:pPr>
+    </w:lvl>
+    <w:lvl w:ilvl="3">
+      <w:numFmt w:val="bullet"/>
+      <w:lvlText w:val="–"/>
+      <w:lvlJc w:val="left"/>
+      <w:pPr>
+        <w:ind w:left="2880" w:hanging="480"/>
+      </w:pPr>
+    </w:lvl>
+    <w:lvl w:ilvl="4">
+      <w:numFmt w:val="bullet"/>
+      <w:lvlText w:val="•"/>
+      <w:lvlJc w:val="left"/>
+      <w:pPr>
+        <w:ind w:left="3600" w:hanging="480"/>
+      </w:pPr>
+    </w:lvl>
+    <w:lvl w:ilvl="5">
+      <w:numFmt w:val="bullet"/>
+      <w:lvlText w:val="–"/>
+      <w:lvlJc w:val="left"/>
+      <w:pPr>
+        <w:ind w:left="4320" w:hanging="480"/>
+      </w:pPr>
+    </w:lvl>
+    <w:lvl w:ilvl="6">
+      <w:numFmt w:val="bullet"/>
+      <w:lvlText w:val="•"/>
+      <w:lvlJc w:val="left"/>
+      <w:pPr>
+        <w:ind w:left="5040" w:hanging="480"/>
+      </w:pPr>
+    </w:lvl>
+    <w:lvl w:ilvl="7">
+      <w:numFmt w:val="bullet"/>
+      <w:lvlText w:val="–"/>
+      <w:lvlJc w:val="left"/>
+      <w:pPr>
+        <w:ind w:left="5760" w:hanging="480"/>
+      </w:pPr>
+    </w:lvl>
+    <w:lvl w:ilvl="8">
+      <w:numFmt w:val="bullet"/>
+      <w:lvlText w:val="•"/>
       <w:lvlJc w:val="left"/>
       <w:pPr>
         <w:ind w:left="6480" w:hanging="480"/>
@@ -3936,6 +5202,39 @@
     </w:lvlOverride>
   </w:num>
   <w:num w:numId="1002">
+    <w:abstractNumId w:val="99431"/>
+    <w:lvlOverride w:ilvl="0">
+      <w:startOverride w:val="1"/>
+    </w:lvlOverride>
+    <w:lvlOverride w:ilvl="1">
+      <w:startOverride w:val="1"/>
+    </w:lvlOverride>
+    <w:lvlOverride w:ilvl="2">
+      <w:startOverride w:val="1"/>
+    </w:lvlOverride>
+    <w:lvlOverride w:ilvl="3">
+      <w:startOverride w:val="1"/>
+    </w:lvlOverride>
+    <w:lvlOverride w:ilvl="4">
+      <w:startOverride w:val="1"/>
+    </w:lvlOverride>
+    <w:lvlOverride w:ilvl="5">
+      <w:startOverride w:val="1"/>
+    </w:lvlOverride>
+    <w:lvlOverride w:ilvl="6">
+      <w:startOverride w:val="1"/>
+    </w:lvlOverride>
+    <w:lvlOverride w:ilvl="7">
+      <w:startOverride w:val="1"/>
+    </w:lvlOverride>
+    <w:lvlOverride w:ilvl="8">
+      <w:startOverride w:val="1"/>
+    </w:lvlOverride>
+  </w:num>
+  <w:num w:numId="1003">
+    <w:abstractNumId w:val="991"/>
+  </w:num>
+  <w:num w:numId="1004">
     <w:abstractNumId w:val="99431"/>
     <w:lvlOverride w:ilvl="0">
       <w:startOverride w:val="1"/>
